--- a/templates/02_financeiro/05_nota_promissoria.docx
+++ b/templates/02_financeiro/05_nota_promissoria.docx
@@ -22,53 +22,299 @@
     <w:p>
       <w:pPr>
         <w:spacing w:after="100" w:before="100"/>
-      </w:pPr>
-      <w:r>
-        <w:rPr>
-          <w:rFonts w:ascii="Arial" w:cs="Arial" w:eastAsia="Arial" w:hAnsi="Arial"/>
-          <w:color w:val="111827"/>
-          <w:sz w:val="20"/>
-          <w:szCs w:val="20"/>
-        </w:rPr>
-        <w:t xml:space="preserve">Aos [DATA], pagarei por esta única via de nota promissória a [CREDOR], a quantia de R$ [VALOR] ([VALOR POR EXTENSO]).</w:t>
-      </w:r>
-    </w:p>
-    <w:p>
-      <w:pPr>
-        <w:spacing w:before="600"/>
-      </w:pPr>
-      <w:r>
-        <w:rPr>
-          <w:sz w:val="20"/>
-          <w:szCs w:val="20"/>
-        </w:rPr>
-        <w:t xml:space="preserve"/>
-      </w:r>
-    </w:p>
-    <w:p>
-      <w:pPr>
-        <w:jc w:val="center"/>
-      </w:pPr>
-      <w:r>
-        <w:rPr>
-          <w:sz w:val="20"/>
-          <w:szCs w:val="20"/>
-        </w:rPr>
-        <w:t xml:space="preserve">________________________________________</w:t>
-      </w:r>
-    </w:p>
-    <w:p>
-      <w:pPr>
-        <w:jc w:val="center"/>
-      </w:pPr>
-      <w:r>
-        <w:rPr>
+        <w:ind w:left="400"/>
+      </w:pPr>
+      <w:r>
+        <w:rPr>
+          <w:rFonts w:ascii="Arial" w:cs="Arial" w:eastAsia="Arial" w:hAnsi="Arial"/>
+          <w:b/>
+          <w:bCs/>
+          <w:color w:val="2D6A4F"/>
+          <w:sz w:val="20"/>
+          <w:szCs w:val="20"/>
+        </w:rPr>
+        <w:t xml:space="preserve">VALOR: </w:t>
+      </w:r>
+      <w:r>
+        <w:rPr>
+          <w:rFonts w:ascii="Arial" w:cs="Arial" w:eastAsia="Arial" w:hAnsi="Arial"/>
           <w:i/>
           <w:iCs/>
-          <w:sz w:val="20"/>
-          <w:szCs w:val="20"/>
-        </w:rPr>
-        <w:t xml:space="preserve">Emitente</w:t>
+          <w:color w:val="6B7280"/>
+          <w:sz w:val="20"/>
+          <w:szCs w:val="20"/>
+        </w:rPr>
+        <w:t xml:space="preserve">**R$ [VALOR] ([VALOR POR EXTENSO])**</w:t>
+      </w:r>
+    </w:p>
+    <w:p>
+      <w:pPr>
+        <w:spacing w:after="100" w:before="100"/>
+        <w:ind w:left="400"/>
+      </w:pPr>
+      <w:r>
+        <w:rPr>
+          <w:rFonts w:ascii="Arial" w:cs="Arial" w:eastAsia="Arial" w:hAnsi="Arial"/>
+          <w:b/>
+          <w:bCs/>
+          <w:color w:val="2D6A4F"/>
+          <w:sz w:val="20"/>
+          <w:szCs w:val="20"/>
+        </w:rPr>
+        <w:t xml:space="preserve">VENCIMENTO: </w:t>
+      </w:r>
+      <w:r>
+        <w:rPr>
+          <w:rFonts w:ascii="Arial" w:cs="Arial" w:eastAsia="Arial" w:hAnsi="Arial"/>
+          <w:i/>
+          <w:iCs/>
+          <w:color w:val="6B7280"/>
+          <w:sz w:val="20"/>
+          <w:szCs w:val="20"/>
+        </w:rPr>
+        <w:t xml:space="preserve">[DIA] de [MÊS] de [ANO]</w:t>
+      </w:r>
+    </w:p>
+    <w:p>
+      <w:pPr>
+        <w:spacing w:after="100" w:before="100"/>
+      </w:pPr>
+      <w:r>
+        <w:rPr>
+          <w:rFonts w:ascii="Arial" w:cs="Arial" w:eastAsia="Arial" w:hAnsi="Arial"/>
+          <w:color w:val="111827"/>
+          <w:sz w:val="20"/>
+          <w:szCs w:val="20"/>
+        </w:rPr>
+        <w:t xml:space="preserve">No dia [DIA] de [MÊS] de [ANO], pagarei por esta única via de Nota Promissória a **[NOME DO CREDOR / BENEFICIÁRIO]**, portador(a) do CPF/CNPJ nº [NÚMERO], ou à sua ordem, a quantia de **R$ [VALOR] ([VALOR POR EXTENSO])**, em moeda corrente deste país.</w:t>
+      </w:r>
+    </w:p>
+    <w:p>
+      <w:pPr>
+        <w:spacing w:after="100" w:before="100"/>
+      </w:pPr>
+      <w:r>
+        <w:rPr>
+          <w:rFonts w:ascii="Arial" w:cs="Arial" w:eastAsia="Arial" w:hAnsi="Arial"/>
+          <w:color w:val="111827"/>
+          <w:sz w:val="20"/>
+          <w:szCs w:val="20"/>
+        </w:rPr>
+        <w:t xml:space="preserve">O pagamento deverá ser efetuado no endereço:</w:t>
+      </w:r>
+    </w:p>
+    <w:p>
+      <w:pPr>
+        <w:spacing w:after="100" w:before="100"/>
+      </w:pPr>
+      <w:r>
+        <w:rPr>
+          <w:rFonts w:ascii="Arial" w:cs="Arial" w:eastAsia="Arial" w:hAnsi="Arial"/>
+          <w:color w:val="111827"/>
+          <w:sz w:val="20"/>
+          <w:szCs w:val="20"/>
+        </w:rPr>
+        <w:t xml:space="preserve">[ENDEREÇO COMPLETO DO LOCAL DE PAGAMENTO].</w:t>
+      </w:r>
+    </w:p>
+    <w:p>
+      <w:pPr>
+        <w:spacing w:after="100" w:before="100"/>
+        <w:ind w:left="400"/>
+      </w:pPr>
+      <w:r>
+        <w:rPr>
+          <w:rFonts w:ascii="Arial" w:cs="Arial" w:eastAsia="Arial" w:hAnsi="Arial"/>
+          <w:b/>
+          <w:bCs/>
+          <w:color w:val="2D6A4F"/>
+          <w:sz w:val="20"/>
+          <w:szCs w:val="20"/>
+        </w:rPr>
+        <w:t xml:space="preserve">Dados do Emitente: </w:t>
+      </w:r>
+      <w:r>
+        <w:rPr>
+          <w:rFonts w:ascii="Arial" w:cs="Arial" w:eastAsia="Arial" w:hAnsi="Arial"/>
+          <w:i/>
+          <w:iCs/>
+          <w:color w:val="6B7280"/>
+          <w:sz w:val="20"/>
+          <w:szCs w:val="20"/>
+        </w:rPr>
+        <w:t xml:space="preserve"/>
+      </w:r>
+    </w:p>
+    <w:p>
+      <w:pPr>
+        <w:spacing w:after="50" w:before="50"/>
+        <w:ind w:left="400" w:hanging="200"/>
+      </w:pPr>
+      <w:r>
+        <w:rPr>
+          <w:rFonts w:ascii="Arial" w:cs="Arial" w:eastAsia="Arial" w:hAnsi="Arial"/>
+          <w:b/>
+          <w:bCs/>
+          <w:color w:val="40916C"/>
+          <w:sz w:val="20"/>
+          <w:szCs w:val="20"/>
+        </w:rPr>
+        <w:t xml:space="preserve">● </w:t>
+      </w:r>
+      <w:r>
+        <w:rPr>
+          <w:rFonts w:ascii="Arial" w:cs="Arial" w:eastAsia="Arial" w:hAnsi="Arial"/>
+          <w:color w:val="111827"/>
+          <w:sz w:val="20"/>
+          <w:szCs w:val="20"/>
+        </w:rPr>
+        <w:t xml:space="preserve">**Nome:** [NOME COMPLETO]</w:t>
+      </w:r>
+    </w:p>
+    <w:p>
+      <w:pPr>
+        <w:spacing w:after="50" w:before="50"/>
+        <w:ind w:left="400" w:hanging="200"/>
+      </w:pPr>
+      <w:r>
+        <w:rPr>
+          <w:rFonts w:ascii="Arial" w:cs="Arial" w:eastAsia="Arial" w:hAnsi="Arial"/>
+          <w:b/>
+          <w:bCs/>
+          <w:color w:val="40916C"/>
+          <w:sz w:val="20"/>
+          <w:szCs w:val="20"/>
+        </w:rPr>
+        <w:t xml:space="preserve">● </w:t>
+      </w:r>
+      <w:r>
+        <w:rPr>
+          <w:rFonts w:ascii="Arial" w:cs="Arial" w:eastAsia="Arial" w:hAnsi="Arial"/>
+          <w:color w:val="111827"/>
+          <w:sz w:val="20"/>
+          <w:szCs w:val="20"/>
+        </w:rPr>
+        <w:t xml:space="preserve">**CPF/CNPJ:** [NÚMERO]</w:t>
+      </w:r>
+    </w:p>
+    <w:p>
+      <w:pPr>
+        <w:spacing w:after="50" w:before="50"/>
+        <w:ind w:left="400" w:hanging="200"/>
+      </w:pPr>
+      <w:r>
+        <w:rPr>
+          <w:rFonts w:ascii="Arial" w:cs="Arial" w:eastAsia="Arial" w:hAnsi="Arial"/>
+          <w:b/>
+          <w:bCs/>
+          <w:color w:val="40916C"/>
+          <w:sz w:val="20"/>
+          <w:szCs w:val="20"/>
+        </w:rPr>
+        <w:t xml:space="preserve">● </w:t>
+      </w:r>
+      <w:r>
+        <w:rPr>
+          <w:rFonts w:ascii="Arial" w:cs="Arial" w:eastAsia="Arial" w:hAnsi="Arial"/>
+          <w:color w:val="111827"/>
+          <w:sz w:val="20"/>
+          <w:szCs w:val="20"/>
+        </w:rPr>
+        <w:t xml:space="preserve">**Endereço:** [ENDEREÇO COMPLETO]</w:t>
+      </w:r>
+    </w:p>
+    <w:p>
+      <w:pPr>
+        <w:spacing w:after="100" w:before="100"/>
+      </w:pPr>
+      <w:r>
+        <w:rPr>
+          <w:rFonts w:ascii="Arial" w:cs="Arial" w:eastAsia="Arial" w:hAnsi="Arial"/>
+          <w:color w:val="111827"/>
+          <w:sz w:val="20"/>
+          <w:szCs w:val="20"/>
+        </w:rPr>
+        <w:t xml:space="preserve">[CIDADE], [DIA] de [MÊS] de [ANO]</w:t>
+      </w:r>
+    </w:p>
+    <w:p>
+      <w:pPr>
+        <w:spacing w:before="600"/>
+      </w:pPr>
+      <w:r>
+        <w:rPr>
+          <w:sz w:val="20"/>
+          <w:szCs w:val="20"/>
+        </w:rPr>
+        <w:t xml:space="preserve"/>
+      </w:r>
+    </w:p>
+    <w:p>
+      <w:pPr>
+        <w:jc w:val="center"/>
+      </w:pPr>
+      <w:r>
+        <w:rPr>
+          <w:sz w:val="20"/>
+          <w:szCs w:val="20"/>
+        </w:rPr>
+        <w:t xml:space="preserve">________________________________________</w:t>
+      </w:r>
+    </w:p>
+    <w:p>
+      <w:pPr>
+        <w:jc w:val="center"/>
+      </w:pPr>
+      <w:r>
+        <w:rPr>
+          <w:i/>
+          <w:iCs/>
+          <w:sz w:val="20"/>
+          <w:szCs w:val="20"/>
+        </w:rPr>
+        <w:t xml:space="preserve">[Assinatura]</w:t>
+      </w:r>
+    </w:p>
+    <w:p>
+      <w:pPr>
+        <w:spacing w:after="100" w:before="100"/>
+      </w:pPr>
+      <w:r>
+        <w:rPr>
+          <w:rFonts w:ascii="Arial" w:cs="Arial" w:eastAsia="Arial" w:hAnsi="Arial"/>
+          <w:color w:val="111827"/>
+          <w:sz w:val="20"/>
+          <w:szCs w:val="20"/>
+        </w:rPr>
+        <w:t xml:space="preserve">**ASSINATURA DO EMITENTE (DEVEDOR)**</w:t>
+      </w:r>
+    </w:p>
+    <w:p>
+      <w:pPr>
+        <w:spacing w:after="100" w:before="100"/>
+      </w:pPr>
+      <w:r>
+        <w:rPr>
+          <w:rFonts w:ascii="Arial" w:cs="Arial" w:eastAsia="Arial" w:hAnsi="Arial"/>
+          <w:color w:val="111827"/>
+          <w:sz w:val="20"/>
+          <w:szCs w:val="20"/>
+        </w:rPr>
+        <w:t xml:space="preserve">[NOME COMPLETO]</w:t>
+      </w:r>
+    </w:p>
+    <w:p>
+      <w:pPr>
+        <w:spacing w:after="100" w:before="100"/>
+      </w:pPr>
+      <w:r>
+        <w:rPr>
+          <w:rFonts w:ascii="Arial" w:cs="Arial" w:eastAsia="Arial" w:hAnsi="Arial"/>
+          <w:color w:val="111827"/>
+          <w:sz w:val="20"/>
+          <w:szCs w:val="20"/>
+        </w:rPr>
+        <w:t xml:space="preserve">[CPF/CNPJ]</w:t>
       </w:r>
     </w:p>
     <w:sectPr>
